--- a/lab4/Lab4_FeliciaOjog_FAF-243.docx
+++ b/lab4/Lab4_FeliciaOjog_FAF-243.docx
@@ -24,12 +24,12 @@
           <wp:inline distB="0" distT="0" distL="0" distR="0">
             <wp:extent cx="1292863" cy="704364"/>
             <wp:effectExtent b="0" l="0" r="0" t="0"/>
-            <wp:docPr id="1" name="image1.png"/>
+            <wp:docPr id="1" name="image2.png"/>
             <a:graphic>
               <a:graphicData uri="http://schemas.openxmlformats.org/drawingml/2006/picture">
                 <pic:pic>
                   <pic:nvPicPr>
-                    <pic:cNvPr id="0" name="image1.png"/>
+                    <pic:cNvPr id="0" name="image2.png"/>
                     <pic:cNvPicPr preferRelativeResize="0"/>
                   </pic:nvPicPr>
                   <pic:blipFill>
@@ -593,7 +593,7 @@
     </w:p>
     <w:sdt>
       <w:sdtPr>
-        <w:id w:val="1411115264"/>
+        <w:id w:val="645132421"/>
         <w:docPartObj>
           <w:docPartGallery w:val="Table of Contents"/>
           <w:docPartUnique w:val="1"/>
@@ -1311,7 +1311,7 @@
           <w:szCs w:val="24"/>
           <w:rtl w:val="0"/>
         </w:rPr>
-        <w:t xml:space="preserve">The final objective is to inspect user/sh.c and relate the observed shell behavior to its implementation. The report is structured according to the four laboratory parts and includes the required comparison table, command listings, Observe answers, source-code fragments, and conclusions. Screenshot figures will be inserted after the practical execution is completed.</w:t>
+        <w:t xml:space="preserve">The final objective is to inspect user/sh.c and relate the observed shell behavior to its implementation. The report is structured according to the four laboratory parts and includes the required comparison table, command listings, Observe answers, source-code fragments, screenshots and conclusions.</w:t>
       </w:r>
       <w:r>
         <w:rPr>
@@ -2258,12 +2258,12 @@
           <wp:inline distB="0" distT="0" distL="114300" distR="114300">
             <wp:extent cx="5715000" cy="3571875"/>
             <wp:effectExtent b="0" l="0" r="0" t="0"/>
-            <wp:docPr id="2" name="image6.png"/>
+            <wp:docPr id="2" name="image10.png"/>
             <a:graphic>
               <a:graphicData uri="http://schemas.openxmlformats.org/drawingml/2006/picture">
                 <pic:pic>
                   <pic:nvPicPr>
-                    <pic:cNvPr id="0" name="image6.png"/>
+                    <pic:cNvPr id="0" name="image10.png"/>
                     <pic:cNvPicPr preferRelativeResize="0"/>
                   </pic:nvPicPr>
                   <pic:blipFill>
@@ -2348,12 +2348,12 @@
           <wp:inline distB="0" distT="0" distL="114300" distR="114300">
             <wp:extent cx="5486400" cy="1986966"/>
             <wp:effectExtent b="0" l="0" r="0" t="0"/>
-            <wp:docPr id="5" name="image14.png"/>
+            <wp:docPr id="5" name="image8.png"/>
             <a:graphic>
               <a:graphicData uri="http://schemas.openxmlformats.org/drawingml/2006/picture">
                 <pic:pic>
                   <pic:nvPicPr>
-                    <pic:cNvPr id="0" name="image14.png"/>
+                    <pic:cNvPr id="0" name="image8.png"/>
                     <pic:cNvPicPr preferRelativeResize="0"/>
                   </pic:nvPicPr>
                   <pic:blipFill>
@@ -4306,12 +4306,12 @@
           <wp:inline distB="0" distT="0" distL="114300" distR="114300">
             <wp:extent cx="5715000" cy="2842381"/>
             <wp:effectExtent b="0" l="0" r="0" t="0"/>
-            <wp:docPr id="7" name="image7.png"/>
+            <wp:docPr id="7" name="image5.png"/>
             <a:graphic>
               <a:graphicData uri="http://schemas.openxmlformats.org/drawingml/2006/picture">
                 <pic:pic>
                   <pic:nvPicPr>
-                    <pic:cNvPr id="0" name="image7.png"/>
+                    <pic:cNvPr id="0" name="image5.png"/>
                     <pic:cNvPicPr preferRelativeResize="0"/>
                   </pic:nvPicPr>
                   <pic:blipFill>
@@ -4396,12 +4396,12 @@
           <wp:inline distB="0" distT="0" distL="114300" distR="114300">
             <wp:extent cx="5486400" cy="2550435"/>
             <wp:effectExtent b="0" l="0" r="0" t="0"/>
-            <wp:docPr id="6" name="image11.png"/>
+            <wp:docPr id="6" name="image1.png"/>
             <a:graphic>
               <a:graphicData uri="http://schemas.openxmlformats.org/drawingml/2006/picture">
                 <pic:pic>
                   <pic:nvPicPr>
-                    <pic:cNvPr id="0" name="image11.png"/>
+                    <pic:cNvPr id="0" name="image1.png"/>
                     <pic:cNvPicPr preferRelativeResize="0"/>
                   </pic:nvPicPr>
                   <pic:blipFill>
@@ -4475,12 +4475,12 @@
           <wp:inline distB="0" distT="0" distL="114300" distR="114300">
             <wp:extent cx="5486400" cy="1849701"/>
             <wp:effectExtent b="0" l="0" r="0" t="0"/>
-            <wp:docPr id="9" name="image5.png"/>
+            <wp:docPr id="9" name="image14.png"/>
             <a:graphic>
               <a:graphicData uri="http://schemas.openxmlformats.org/drawingml/2006/picture">
                 <pic:pic>
                   <pic:nvPicPr>
-                    <pic:cNvPr id="0" name="image5.png"/>
+                    <pic:cNvPr id="0" name="image14.png"/>
                     <pic:cNvPicPr preferRelativeResize="0"/>
                   </pic:nvPicPr>
                   <pic:blipFill>
@@ -5347,12 +5347,12 @@
           <wp:inline distB="0" distT="0" distL="114300" distR="114300">
             <wp:extent cx="5715000" cy="3571875"/>
             <wp:effectExtent b="0" l="0" r="0" t="0"/>
-            <wp:docPr id="8" name="image8.png"/>
+            <wp:docPr id="8" name="image6.png"/>
             <a:graphic>
               <a:graphicData uri="http://schemas.openxmlformats.org/drawingml/2006/picture">
                 <pic:pic>
                   <pic:nvPicPr>
-                    <pic:cNvPr id="0" name="image8.png"/>
+                    <pic:cNvPr id="0" name="image6.png"/>
                     <pic:cNvPicPr preferRelativeResize="0"/>
                   </pic:nvPicPr>
                   <pic:blipFill>
@@ -5426,12 +5426,12 @@
           <wp:inline distB="0" distT="0" distL="114300" distR="114300">
             <wp:extent cx="5486400" cy="3429000"/>
             <wp:effectExtent b="0" l="0" r="0" t="0"/>
-            <wp:docPr id="12" name="image2.png"/>
+            <wp:docPr id="12" name="image9.png"/>
             <a:graphic>
               <a:graphicData uri="http://schemas.openxmlformats.org/drawingml/2006/picture">
                 <pic:pic>
                   <pic:nvPicPr>
-                    <pic:cNvPr id="0" name="image2.png"/>
+                    <pic:cNvPr id="0" name="image9.png"/>
                     <pic:cNvPicPr preferRelativeResize="0"/>
                   </pic:nvPicPr>
                   <pic:blipFill>
@@ -5516,12 +5516,12 @@
           <wp:inline distB="0" distT="0" distL="114300" distR="114300">
             <wp:extent cx="5486400" cy="3429000"/>
             <wp:effectExtent b="0" l="0" r="0" t="0"/>
-            <wp:docPr id="10" name="image4.png"/>
+            <wp:docPr id="10" name="image11.png"/>
             <a:graphic>
               <a:graphicData uri="http://schemas.openxmlformats.org/drawingml/2006/picture">
                 <pic:pic>
                   <pic:nvPicPr>
-                    <pic:cNvPr id="0" name="image4.png"/>
+                    <pic:cNvPr id="0" name="image11.png"/>
                     <pic:cNvPicPr preferRelativeResize="0"/>
                   </pic:nvPicPr>
                   <pic:blipFill>
@@ -5866,12 +5866,12 @@
           <wp:inline distB="0" distT="0" distL="114300" distR="114300">
             <wp:extent cx="5438458" cy="3399036"/>
             <wp:effectExtent b="0" l="0" r="0" t="0"/>
-            <wp:docPr id="11" name="image9.png"/>
+            <wp:docPr id="11" name="image7.png"/>
             <a:graphic>
               <a:graphicData uri="http://schemas.openxmlformats.org/drawingml/2006/picture">
                 <pic:pic>
                   <pic:nvPicPr>
-                    <pic:cNvPr id="0" name="image9.png"/>
+                    <pic:cNvPr id="0" name="image7.png"/>
                     <pic:cNvPicPr preferRelativeResize="0"/>
                   </pic:nvPicPr>
                   <pic:blipFill>
@@ -5956,12 +5956,12 @@
           <wp:inline distB="0" distT="0" distL="114300" distR="114300">
             <wp:extent cx="5486400" cy="3429000"/>
             <wp:effectExtent b="0" l="0" r="0" t="0"/>
-            <wp:docPr id="13" name="image10.png"/>
+            <wp:docPr id="13" name="image4.png"/>
             <a:graphic>
               <a:graphicData uri="http://schemas.openxmlformats.org/drawingml/2006/picture">
                 <pic:pic>
                   <pic:nvPicPr>
-                    <pic:cNvPr id="0" name="image10.png"/>
+                    <pic:cNvPr id="0" name="image4.png"/>
                     <pic:cNvPicPr preferRelativeResize="0"/>
                   </pic:nvPicPr>
                   <pic:blipFill>
@@ -6276,7 +6276,7 @@
         <w:rPr>
           <w:rtl w:val="0"/>
         </w:rPr>
-        <w:t xml:space="preserve">[1] GitHub Repository. Laboratory Work 3. Available at: </w:t>
+        <w:t xml:space="preserve">[1] GitHub Repository. Laboratory Work 4. Available at: </w:t>
       </w:r>
       <w:hyperlink r:id="rId20">
         <w:r>
